--- a/mokun3/2fin/word/m3s2_L6_check_exam.docx
+++ b/mokun3/2fin/word/m3s2_L6_check_exam.docx
@@ -3057,7 +3057,17 @@
           <w:sz w:val="18"/>
           <w:u w:val="none"/>
         </w:rPr>
-        <w:t>〈보기〉 ( the / fewer / less / products / we / buy / the / more / resources / we / save )</w:t>
+        <w:t xml:space="preserve">〈보기〉 </w:t>
+      </w:r>
+      <w:r>
+        <w:rPr>
+          <w:rFonts w:ascii="맑은 고딕" w:hAnsi="맑은 고딕" w:eastAsia="맑은 고딕"/>
+          <w:b w:val="0"/>
+          <w:i w:val="0"/>
+          <w:sz w:val="18"/>
+          <w:u w:val="none"/>
+        </w:rPr>
+        <w:t>( fewer / more / the / products / the / save / we / resources / buy / less / we )</w:t>
       </w:r>
       <w:r>
         <w:br/>
@@ -3070,7 +3080,10 @@
           <w:sz w:val="18"/>
           <w:u w:val="none"/>
         </w:rPr>
-        <w:t xml:space="preserve">The ____ ★____ ____ , ____ ____ ____ ____ ____ . → The fewer </w:t>
+        <w:t>→ ______ ______ ★______ ______ ______ , ______ ______ ______ ______ ______ .</w:t>
+      </w:r>
+      <w:r>
+        <w:br/>
       </w:r>
       <w:r>
         <w:rPr>
@@ -3080,17 +3093,17 @@
           <w:sz w:val="18"/>
           <w:u w:val="none"/>
         </w:rPr>
+        <w:t xml:space="preserve">▶ ★ = </w:t>
+      </w:r>
+      <w:r>
+        <w:rPr>
+          <w:rFonts w:ascii="맑은 고딕" w:hAnsi="맑은 고딕" w:eastAsia="맑은 고딕"/>
+          <w:b w:val="0"/>
+          <w:i w:val="0"/>
+          <w:sz w:val="18"/>
+          <w:u w:val="none"/>
+        </w:rPr>
         <w:t>__________</w:t>
-      </w:r>
-      <w:r>
-        <w:rPr>
-          <w:rFonts w:ascii="맑은 고딕" w:hAnsi="맑은 고딕" w:eastAsia="맑은 고딕"/>
-          <w:b w:val="0"/>
-          <w:i w:val="0"/>
-          <w:sz w:val="18"/>
-          <w:u w:val="none"/>
-        </w:rPr>
-        <w:t xml:space="preserve"> we buy, the more resources we save.</w:t>
       </w:r>
     </w:p>
     <w:p>
@@ -3233,7 +3246,17 @@
           <w:sz w:val="18"/>
           <w:u w:val="none"/>
         </w:rPr>
-        <w:t>〈보기〉 ( it / helps / pet owners / find / reliable people / to look after / looking after / their pets )</w:t>
+        <w:t xml:space="preserve">〈보기〉 </w:t>
+      </w:r>
+      <w:r>
+        <w:rPr>
+          <w:rFonts w:ascii="맑은 고딕" w:hAnsi="맑은 고딕" w:eastAsia="맑은 고딕"/>
+          <w:b w:val="0"/>
+          <w:i w:val="0"/>
+          <w:sz w:val="18"/>
+          <w:u w:val="none"/>
+        </w:rPr>
+        <w:t>( to look after / pet owners / looking after / reliable people / it / find / their pets / helps )</w:t>
       </w:r>
       <w:r>
         <w:br/>
@@ -3246,7 +3269,20 @@
           <w:sz w:val="18"/>
           <w:u w:val="none"/>
         </w:rPr>
-        <w:t xml:space="preserve">It helps pet owners find ★____ ____ their pets. → ★ = </w:t>
+        <w:t>→ ______ ______ ______ ______ ★______ ______ ______ .</w:t>
+      </w:r>
+      <w:r>
+        <w:br/>
+      </w:r>
+      <w:r>
+        <w:rPr>
+          <w:rFonts w:ascii="맑은 고딕" w:hAnsi="맑은 고딕" w:eastAsia="맑은 고딕"/>
+          <w:b w:val="0"/>
+          <w:i w:val="0"/>
+          <w:sz w:val="18"/>
+          <w:u w:val="none"/>
+        </w:rPr>
+        <w:t xml:space="preserve">▶ ★ = </w:t>
       </w:r>
       <w:r>
         <w:rPr>

--- a/mokun3/2fin/word/m3s2_L6_check_exam.docx
+++ b/mokun3/2fin/word/m3s2_L6_check_exam.docx
@@ -19,10 +19,10 @@
     </w:p>
     <w:p>
       <w:pPr>
-        <w:spacing w:before="0" w:after="60" w:line="259" w:lineRule="auto"/>
         <w:pBdr>
           <w:bottom w:val="single" w:sz="8" w:space="1" w:color="1F3864"/>
         </w:pBdr>
+        <w:spacing w:before="0" w:after="60" w:line="259" w:lineRule="auto"/>
       </w:pPr>
       <w:r>
         <w:rPr>
@@ -40,8 +40,8 @@
         <w:sectPr>
           <w:pgSz w:w="11906" w:h="16838"/>
           <w:pgMar w:top="680" w:right="794" w:bottom="624" w:left="794" w:header="720" w:footer="720" w:gutter="0"/>
+          <w:cols w:num="1" w:space="360"/>
           <w:docGrid w:linePitch="360"/>
-          <w:cols w:num="1" w:space="360"/>
         </w:sectPr>
       </w:pPr>
     </w:p>
@@ -3571,8 +3571,8 @@
           <w:type w:val="continuous"/>
           <w:pgSz w:w="11906" w:h="16838"/>
           <w:pgMar w:top="680" w:right="794" w:bottom="624" w:left="794" w:header="720" w:footer="720" w:gutter="0"/>
+          <w:cols w:num="2" w:space="360" w:sep="1"/>
           <w:docGrid w:linePitch="360"/>
-          <w:cols w:num="2" w:space="360" w:sep="1"/>
         </w:sectPr>
       </w:pPr>
     </w:p>
@@ -4319,8 +4319,8 @@
     <w:sectPr>
       <w:pgSz w:w="11906" w:h="16838"/>
       <w:pgMar w:top="680" w:right="794" w:bottom="624" w:left="794" w:header="720" w:footer="720" w:gutter="0"/>
+      <w:cols w:num="2" w:space="360" w:sep="1"/>
       <w:docGrid w:linePitch="360"/>
-      <w:cols w:num="2" w:space="360" w:sep="1"/>
     </w:sectPr>
   </w:body>
 </w:document>
